--- a/3k2s/Экономика IT-компании/лаба1теория.docx
+++ b/3k2s/Экономика IT-компании/лаба1теория.docx
@@ -12,13 +12,7 @@
     </w:p>
     <w:p>
       <w:r>
-        <w:t>К</w:t>
-      </w:r>
-      <w:r>
-        <w:t xml:space="preserve">ак </w:t>
-      </w:r>
-      <w:r>
-        <w:t>рассчитать</w:t>
+        <w:t>Как рассчитать</w:t>
       </w:r>
     </w:p>
     <w:p>
@@ -115,7 +109,15 @@
         <w:t>Фонд отдачи</w:t>
       </w:r>
       <w:r>
-        <w:t xml:space="preserve"> (должен снижаться)</w:t>
+        <w:t xml:space="preserve"> (должен </w:t>
+      </w:r>
+      <w:r>
+        <w:t>расти</w:t>
+      </w:r>
+      <w:bookmarkStart w:id="0" w:name="_GoBack"/>
+      <w:bookmarkEnd w:id="0"/>
+      <w:r>
+        <w:t>)</w:t>
       </w:r>
     </w:p>
     <w:p>
@@ -166,19 +168,7 @@
     <w:p/>
     <w:p>
       <w:r>
-        <w:t>Д</w:t>
-      </w:r>
-      <w:r>
-        <w:t>оля</w:t>
-      </w:r>
-      <w:r>
-        <w:t xml:space="preserve"> активной части</w:t>
-      </w:r>
-      <w:r>
-        <w:t xml:space="preserve"> должна быть больше</w:t>
-      </w:r>
-      <w:r>
-        <w:t>, что в неё ходит и что входит в неё и в долю пассивной части</w:t>
+        <w:t>Доля активной части должна быть больше, что в неё ходит и что входит в неё и в долю пассивной части</w:t>
       </w:r>
     </w:p>
     <w:p/>
@@ -343,8 +333,6 @@
       <w:r>
         <w:t xml:space="preserve">4 задание: </w:t>
       </w:r>
-      <w:bookmarkStart w:id="0" w:name="_GoBack"/>
-      <w:bookmarkEnd w:id="0"/>
     </w:p>
     <w:p>
       <w:r>
